--- a/eng/docx/63.content.docx
+++ b/eng/docx/63.content.docx
@@ -45,7 +45,7 @@
         <w:rPr>
           <w:lang w:val="en_US" w:bidi="en_US"/>
         </w:rPr>
-        <w:t xml:space="preserve"> © 2023 SRV Partners Released under CC BY-SA 4.0 license. </w:t>
+        <w:t xml:space="preserve"> © 2025 Word Collective Released under CC BY-SA 4.0 license. </w:t>
       </w:r>
       <w:r>
         <w:rPr>
@@ -69,7 +69,7 @@
         <w:rPr>
           <w:lang w:val="en_US" w:bidi="en_US"/>
         </w:rPr>
-        <w:t xml:space="preserve"> © 2023 SRV Partners Released under CC BY-SA 4.0 license by Mission Mutual</w:t>
+        <w:t xml:space="preserve"> © 2025 Word Collective Released under CC BY-SA 4.0 license by Mission Mutual</w:t>
       </w:r>
       <w:r>
         <w:rPr>

--- a/eng/docx/63.content.docx
+++ b/eng/docx/63.content.docx
@@ -2434,6 +2434,271 @@
         <w:rPr>
           <w:lang w:val="en_US" w:bidi="en_US"/>
         </w:rPr>
+        <w:t>2 John 1:1–3</w:t>
+      </w:r>
+      <w:r>
+        <w:rPr>
+          <w:lang w:val="en_US" w:bidi="en_US"/>
+        </w:rPr>
+      </w:r>
+    </w:p>
+    <w:p>
+      <w:pPr>
+        <w:pStyle w:val="Heading4"/>
+      </w:pPr>
+      <w:r>
+        <w:rPr>
+          <w:lang w:val="en_US" w:bidi="en_US"/>
+        </w:rPr>
+        <w:t>Audio Content</w:t>
+      </w:r>
+      <w:r>
+        <w:rPr>
+          <w:lang w:val="en_US" w:bidi="en_US"/>
+        </w:rPr>
+      </w:r>
+      <w:r>
+        <w:rPr>
+          <w:lang w:val="en_US" w:bidi="en_US"/>
+        </w:rPr>
+      </w:r>
+    </w:p>
+    <w:p>
+      <w:pPr>
+        <w:pStyle w:val="ListBullet"/>
+        <w:spacing w:line="240" w:lineRule="auto"/>
+        <w:ind w:left="720"/>
+      </w:pPr>
+      <w:r>
+        <w:rPr>
+          <w:lang w:val="en_US" w:bidi="en_US"/>
+        </w:rPr>
+      </w:r>
+      <w:hyperlink r:id="rId13">
+        <w:r>
+          <w:rPr>
+            <w:lang w:val="en_US" w:bidi="en_US"/>
+          </w:rPr>
+          <w:rPr>
+            <w:color w:val="0000EE"/>
+            <w:u w:val="single"/>
+          </w:rPr>
+          <w:t>Hear and Heart</w:t>
+        </w:r>
+      </w:hyperlink>
+      <w:r>
+        <w:rPr>
+          <w:lang w:val="en_US" w:bidi="en_US"/>
+        </w:rPr>
+        <w:t xml:space="preserve"> (633 KB)</w:t>
+      </w:r>
+      <w:r>
+        <w:rPr>
+          <w:lang w:val="en_US" w:bidi="en_US"/>
+        </w:rPr>
+      </w:r>
+    </w:p>
+    <w:p>
+      <w:pPr>
+        <w:pStyle w:val="ListBullet"/>
+        <w:spacing w:line="240" w:lineRule="auto"/>
+        <w:ind w:left="720"/>
+      </w:pPr>
+      <w:r>
+        <w:rPr>
+          <w:lang w:val="en_US" w:bidi="en_US"/>
+        </w:rPr>
+      </w:r>
+      <w:hyperlink r:id="rId14">
+        <w:r>
+          <w:rPr>
+            <w:lang w:val="en_US" w:bidi="en_US"/>
+          </w:rPr>
+          <w:rPr>
+            <w:color w:val="0000EE"/>
+            <w:u w:val="single"/>
+          </w:rPr>
+          <w:t>Setting the Stage</w:t>
+        </w:r>
+      </w:hyperlink>
+      <w:r>
+        <w:rPr>
+          <w:lang w:val="en_US" w:bidi="en_US"/>
+        </w:rPr>
+        <w:t xml:space="preserve"> (4.8 MB)</w:t>
+      </w:r>
+      <w:r>
+        <w:rPr>
+          <w:lang w:val="en_US" w:bidi="en_US"/>
+        </w:rPr>
+      </w:r>
+    </w:p>
+    <w:p>
+      <w:pPr>
+        <w:pStyle w:val="ListBullet"/>
+        <w:spacing w:line="240" w:lineRule="auto"/>
+        <w:ind w:left="720"/>
+      </w:pPr>
+      <w:r>
+        <w:rPr>
+          <w:lang w:val="en_US" w:bidi="en_US"/>
+        </w:rPr>
+      </w:r>
+      <w:hyperlink r:id="rId15">
+        <w:r>
+          <w:rPr>
+            <w:lang w:val="en_US" w:bidi="en_US"/>
+          </w:rPr>
+          <w:rPr>
+            <w:color w:val="0000EE"/>
+            <w:u w:val="single"/>
+          </w:rPr>
+          <w:t>Defining the Scenes</w:t>
+        </w:r>
+      </w:hyperlink>
+      <w:r>
+        <w:rPr>
+          <w:lang w:val="en_US" w:bidi="en_US"/>
+        </w:rPr>
+        <w:t xml:space="preserve"> (4.5 MB)</w:t>
+      </w:r>
+      <w:r>
+        <w:rPr>
+          <w:lang w:val="en_US" w:bidi="en_US"/>
+        </w:rPr>
+      </w:r>
+    </w:p>
+    <w:p>
+      <w:pPr>
+        <w:pStyle w:val="ListBullet"/>
+        <w:spacing w:line="240" w:lineRule="auto"/>
+        <w:ind w:left="720"/>
+      </w:pPr>
+      <w:r>
+        <w:rPr>
+          <w:lang w:val="en_US" w:bidi="en_US"/>
+        </w:rPr>
+      </w:r>
+      <w:hyperlink r:id="rId16">
+        <w:r>
+          <w:rPr>
+            <w:lang w:val="en_US" w:bidi="en_US"/>
+          </w:rPr>
+          <w:rPr>
+            <w:color w:val="0000EE"/>
+            <w:u w:val="single"/>
+          </w:rPr>
+          <w:t>Embodying the Text</w:t>
+        </w:r>
+      </w:hyperlink>
+      <w:r>
+        <w:rPr>
+          <w:lang w:val="en_US" w:bidi="en_US"/>
+        </w:rPr>
+        <w:t xml:space="preserve"> (2.0 MB)</w:t>
+      </w:r>
+      <w:r>
+        <w:rPr>
+          <w:lang w:val="en_US" w:bidi="en_US"/>
+        </w:rPr>
+      </w:r>
+    </w:p>
+    <w:p>
+      <w:pPr>
+        <w:pStyle w:val="ListBullet"/>
+        <w:spacing w:line="240" w:lineRule="auto"/>
+        <w:ind w:left="720"/>
+      </w:pPr>
+      <w:r>
+        <w:rPr>
+          <w:lang w:val="en_US" w:bidi="en_US"/>
+        </w:rPr>
+      </w:r>
+      <w:hyperlink r:id="rId17">
+        <w:r>
+          <w:rPr>
+            <w:lang w:val="en_US" w:bidi="en_US"/>
+          </w:rPr>
+          <w:rPr>
+            <w:color w:val="0000EE"/>
+            <w:u w:val="single"/>
+          </w:rPr>
+          <w:t>Filling the Gaps</w:t>
+        </w:r>
+      </w:hyperlink>
+      <w:r>
+        <w:rPr>
+          <w:lang w:val="en_US" w:bidi="en_US"/>
+        </w:rPr>
+        <w:t xml:space="preserve"> (4.1 MB)</w:t>
+      </w:r>
+      <w:r>
+        <w:rPr>
+          <w:lang w:val="en_US" w:bidi="en_US"/>
+        </w:rPr>
+      </w:r>
+    </w:p>
+    <w:p>
+      <w:pPr>
+        <w:pStyle w:val="ListBullet"/>
+        <w:spacing w:line="240" w:lineRule="auto"/>
+        <w:ind w:left="720"/>
+      </w:pPr>
+      <w:r>
+        <w:rPr>
+          <w:lang w:val="en_US" w:bidi="en_US"/>
+        </w:rPr>
+      </w:r>
+      <w:hyperlink r:id="rId18">
+        <w:r>
+          <w:rPr>
+            <w:lang w:val="en_US" w:bidi="en_US"/>
+          </w:rPr>
+          <w:rPr>
+            <w:color w:val="0000EE"/>
+            <w:u w:val="single"/>
+          </w:rPr>
+          <w:t>Speaking the Word</w:t>
+        </w:r>
+      </w:hyperlink>
+      <w:r>
+        <w:rPr>
+          <w:lang w:val="en_US" w:bidi="en_US"/>
+        </w:rPr>
+        <w:t xml:space="preserve"> (985 KB)</w:t>
+      </w:r>
+      <w:r>
+        <w:rPr>
+          <w:lang w:val="en_US" w:bidi="en_US"/>
+        </w:rPr>
+      </w:r>
+      <w:r>
+        <w:rPr>
+          <w:lang w:val="en_US" w:bidi="en_US"/>
+        </w:rPr>
+      </w:r>
+      <w:r>
+        <w:rPr>
+          <w:lang w:val="en_US" w:bidi="en_US"/>
+        </w:rPr>
+      </w:r>
+    </w:p>
+    <w:p>
+      <w:pPr/>
+      <w:r>
+        <w:rPr>
+          <w:lang w:val="en_US" w:bidi="en_US"/>
+        </w:rPr>
+      </w:r>
+    </w:p>
+    <w:p>
+      <w:pPr>
+        <w:pStyle w:val="Heading2"/>
+      </w:pPr>
+      <w:r>
+        <w:rPr>
+          <w:lang w:val="en_US" w:bidi="en_US"/>
+        </w:rPr>
         <w:t>2 John 1:4–6</w:t>
       </w:r>
       <w:r>
@@ -4332,6 +4597,271 @@
         <w:rPr>
           <w:lang w:val="en_US" w:bidi="en_US"/>
         </w:rPr>
+        <w:t>2 John 1:4–6</w:t>
+      </w:r>
+      <w:r>
+        <w:rPr>
+          <w:lang w:val="en_US" w:bidi="en_US"/>
+        </w:rPr>
+      </w:r>
+    </w:p>
+    <w:p>
+      <w:pPr>
+        <w:pStyle w:val="Heading4"/>
+      </w:pPr>
+      <w:r>
+        <w:rPr>
+          <w:lang w:val="en_US" w:bidi="en_US"/>
+        </w:rPr>
+        <w:t>Audio Content</w:t>
+      </w:r>
+      <w:r>
+        <w:rPr>
+          <w:lang w:val="en_US" w:bidi="en_US"/>
+        </w:rPr>
+      </w:r>
+      <w:r>
+        <w:rPr>
+          <w:lang w:val="en_US" w:bidi="en_US"/>
+        </w:rPr>
+      </w:r>
+    </w:p>
+    <w:p>
+      <w:pPr>
+        <w:pStyle w:val="ListBullet"/>
+        <w:spacing w:line="240" w:lineRule="auto"/>
+        <w:ind w:left="720"/>
+      </w:pPr>
+      <w:r>
+        <w:rPr>
+          <w:lang w:val="en_US" w:bidi="en_US"/>
+        </w:rPr>
+      </w:r>
+      <w:hyperlink r:id="rId19">
+        <w:r>
+          <w:rPr>
+            <w:lang w:val="en_US" w:bidi="en_US"/>
+          </w:rPr>
+          <w:rPr>
+            <w:color w:val="0000EE"/>
+            <w:u w:val="single"/>
+          </w:rPr>
+          <w:t>Hear and Heart</w:t>
+        </w:r>
+      </w:hyperlink>
+      <w:r>
+        <w:rPr>
+          <w:lang w:val="en_US" w:bidi="en_US"/>
+        </w:rPr>
+        <w:t xml:space="preserve"> (629 KB)</w:t>
+      </w:r>
+      <w:r>
+        <w:rPr>
+          <w:lang w:val="en_US" w:bidi="en_US"/>
+        </w:rPr>
+      </w:r>
+    </w:p>
+    <w:p>
+      <w:pPr>
+        <w:pStyle w:val="ListBullet"/>
+        <w:spacing w:line="240" w:lineRule="auto"/>
+        <w:ind w:left="720"/>
+      </w:pPr>
+      <w:r>
+        <w:rPr>
+          <w:lang w:val="en_US" w:bidi="en_US"/>
+        </w:rPr>
+      </w:r>
+      <w:hyperlink r:id="rId20">
+        <w:r>
+          <w:rPr>
+            <w:lang w:val="en_US" w:bidi="en_US"/>
+          </w:rPr>
+          <w:rPr>
+            <w:color w:val="0000EE"/>
+            <w:u w:val="single"/>
+          </w:rPr>
+          <w:t>Setting the Stage</w:t>
+        </w:r>
+      </w:hyperlink>
+      <w:r>
+        <w:rPr>
+          <w:lang w:val="en_US" w:bidi="en_US"/>
+        </w:rPr>
+        <w:t xml:space="preserve"> (4.1 MB)</w:t>
+      </w:r>
+      <w:r>
+        <w:rPr>
+          <w:lang w:val="en_US" w:bidi="en_US"/>
+        </w:rPr>
+      </w:r>
+    </w:p>
+    <w:p>
+      <w:pPr>
+        <w:pStyle w:val="ListBullet"/>
+        <w:spacing w:line="240" w:lineRule="auto"/>
+        <w:ind w:left="720"/>
+      </w:pPr>
+      <w:r>
+        <w:rPr>
+          <w:lang w:val="en_US" w:bidi="en_US"/>
+        </w:rPr>
+      </w:r>
+      <w:hyperlink r:id="rId21">
+        <w:r>
+          <w:rPr>
+            <w:lang w:val="en_US" w:bidi="en_US"/>
+          </w:rPr>
+          <w:rPr>
+            <w:color w:val="0000EE"/>
+            <w:u w:val="single"/>
+          </w:rPr>
+          <w:t>Defining the Scenes</w:t>
+        </w:r>
+      </w:hyperlink>
+      <w:r>
+        <w:rPr>
+          <w:lang w:val="en_US" w:bidi="en_US"/>
+        </w:rPr>
+        <w:t xml:space="preserve"> (5.2 MB)</w:t>
+      </w:r>
+      <w:r>
+        <w:rPr>
+          <w:lang w:val="en_US" w:bidi="en_US"/>
+        </w:rPr>
+      </w:r>
+    </w:p>
+    <w:p>
+      <w:pPr>
+        <w:pStyle w:val="ListBullet"/>
+        <w:spacing w:line="240" w:lineRule="auto"/>
+        <w:ind w:left="720"/>
+      </w:pPr>
+      <w:r>
+        <w:rPr>
+          <w:lang w:val="en_US" w:bidi="en_US"/>
+        </w:rPr>
+      </w:r>
+      <w:hyperlink r:id="rId22">
+        <w:r>
+          <w:rPr>
+            <w:lang w:val="en_US" w:bidi="en_US"/>
+          </w:rPr>
+          <w:rPr>
+            <w:color w:val="0000EE"/>
+            <w:u w:val="single"/>
+          </w:rPr>
+          <w:t>Embodying the Text</w:t>
+        </w:r>
+      </w:hyperlink>
+      <w:r>
+        <w:rPr>
+          <w:lang w:val="en_US" w:bidi="en_US"/>
+        </w:rPr>
+        <w:t xml:space="preserve"> (2.0 MB)</w:t>
+      </w:r>
+      <w:r>
+        <w:rPr>
+          <w:lang w:val="en_US" w:bidi="en_US"/>
+        </w:rPr>
+      </w:r>
+    </w:p>
+    <w:p>
+      <w:pPr>
+        <w:pStyle w:val="ListBullet"/>
+        <w:spacing w:line="240" w:lineRule="auto"/>
+        <w:ind w:left="720"/>
+      </w:pPr>
+      <w:r>
+        <w:rPr>
+          <w:lang w:val="en_US" w:bidi="en_US"/>
+        </w:rPr>
+      </w:r>
+      <w:hyperlink r:id="rId23">
+        <w:r>
+          <w:rPr>
+            <w:lang w:val="en_US" w:bidi="en_US"/>
+          </w:rPr>
+          <w:rPr>
+            <w:color w:val="0000EE"/>
+            <w:u w:val="single"/>
+          </w:rPr>
+          <w:t>Filling the Gaps</w:t>
+        </w:r>
+      </w:hyperlink>
+      <w:r>
+        <w:rPr>
+          <w:lang w:val="en_US" w:bidi="en_US"/>
+        </w:rPr>
+        <w:t xml:space="preserve"> (1.8 MB)</w:t>
+      </w:r>
+      <w:r>
+        <w:rPr>
+          <w:lang w:val="en_US" w:bidi="en_US"/>
+        </w:rPr>
+      </w:r>
+    </w:p>
+    <w:p>
+      <w:pPr>
+        <w:pStyle w:val="ListBullet"/>
+        <w:spacing w:line="240" w:lineRule="auto"/>
+        <w:ind w:left="720"/>
+      </w:pPr>
+      <w:r>
+        <w:rPr>
+          <w:lang w:val="en_US" w:bidi="en_US"/>
+        </w:rPr>
+      </w:r>
+      <w:hyperlink r:id="rId24">
+        <w:r>
+          <w:rPr>
+            <w:lang w:val="en_US" w:bidi="en_US"/>
+          </w:rPr>
+          <w:rPr>
+            <w:color w:val="0000EE"/>
+            <w:u w:val="single"/>
+          </w:rPr>
+          <w:t>Speaking the Word</w:t>
+        </w:r>
+      </w:hyperlink>
+      <w:r>
+        <w:rPr>
+          <w:lang w:val="en_US" w:bidi="en_US"/>
+        </w:rPr>
+        <w:t xml:space="preserve"> (1001 KB)</w:t>
+      </w:r>
+      <w:r>
+        <w:rPr>
+          <w:lang w:val="en_US" w:bidi="en_US"/>
+        </w:rPr>
+      </w:r>
+      <w:r>
+        <w:rPr>
+          <w:lang w:val="en_US" w:bidi="en_US"/>
+        </w:rPr>
+      </w:r>
+      <w:r>
+        <w:rPr>
+          <w:lang w:val="en_US" w:bidi="en_US"/>
+        </w:rPr>
+      </w:r>
+    </w:p>
+    <w:p>
+      <w:pPr/>
+      <w:r>
+        <w:rPr>
+          <w:lang w:val="en_US" w:bidi="en_US"/>
+        </w:rPr>
+      </w:r>
+    </w:p>
+    <w:p>
+      <w:pPr>
+        <w:pStyle w:val="Heading2"/>
+      </w:pPr>
+      <w:r>
+        <w:rPr>
+          <w:lang w:val="en_US" w:bidi="en_US"/>
+        </w:rPr>
         <w:t>2 John 1:7–13</w:t>
       </w:r>
       <w:r>
@@ -7148,6 +7678,271 @@
           <w:lang w:val="en_US" w:bidi="en_US"/>
         </w:rPr>
         <w:t>Finally, the group can put together a final version of the passage that everyone agrees on. Each group member should practice telling this final version of the passage.</w:t>
+      </w:r>
+      <w:r>
+        <w:rPr>
+          <w:lang w:val="en_US" w:bidi="en_US"/>
+        </w:rPr>
+      </w:r>
+      <w:r>
+        <w:rPr>
+          <w:lang w:val="en_US" w:bidi="en_US"/>
+        </w:rPr>
+      </w:r>
+    </w:p>
+    <w:p>
+      <w:pPr/>
+      <w:r>
+        <w:rPr>
+          <w:lang w:val="en_US" w:bidi="en_US"/>
+        </w:rPr>
+      </w:r>
+    </w:p>
+    <w:p>
+      <w:pPr>
+        <w:pStyle w:val="Heading2"/>
+      </w:pPr>
+      <w:r>
+        <w:rPr>
+          <w:lang w:val="en_US" w:bidi="en_US"/>
+        </w:rPr>
+        <w:t>2 John 1:7–13</w:t>
+      </w:r>
+      <w:r>
+        <w:rPr>
+          <w:lang w:val="en_US" w:bidi="en_US"/>
+        </w:rPr>
+      </w:r>
+    </w:p>
+    <w:p>
+      <w:pPr>
+        <w:pStyle w:val="Heading4"/>
+      </w:pPr>
+      <w:r>
+        <w:rPr>
+          <w:lang w:val="en_US" w:bidi="en_US"/>
+        </w:rPr>
+        <w:t>Audio Content</w:t>
+      </w:r>
+      <w:r>
+        <w:rPr>
+          <w:lang w:val="en_US" w:bidi="en_US"/>
+        </w:rPr>
+      </w:r>
+      <w:r>
+        <w:rPr>
+          <w:lang w:val="en_US" w:bidi="en_US"/>
+        </w:rPr>
+      </w:r>
+    </w:p>
+    <w:p>
+      <w:pPr>
+        <w:pStyle w:val="ListBullet"/>
+        <w:spacing w:line="240" w:lineRule="auto"/>
+        <w:ind w:left="720"/>
+      </w:pPr>
+      <w:r>
+        <w:rPr>
+          <w:lang w:val="en_US" w:bidi="en_US"/>
+        </w:rPr>
+      </w:r>
+      <w:hyperlink r:id="rId25">
+        <w:r>
+          <w:rPr>
+            <w:lang w:val="en_US" w:bidi="en_US"/>
+          </w:rPr>
+          <w:rPr>
+            <w:color w:val="0000EE"/>
+            <w:u w:val="single"/>
+          </w:rPr>
+          <w:t>Hear and Heart</w:t>
+        </w:r>
+      </w:hyperlink>
+      <w:r>
+        <w:rPr>
+          <w:lang w:val="en_US" w:bidi="en_US"/>
+        </w:rPr>
+        <w:t xml:space="preserve"> (639 KB)</w:t>
+      </w:r>
+      <w:r>
+        <w:rPr>
+          <w:lang w:val="en_US" w:bidi="en_US"/>
+        </w:rPr>
+      </w:r>
+    </w:p>
+    <w:p>
+      <w:pPr>
+        <w:pStyle w:val="ListBullet"/>
+        <w:spacing w:line="240" w:lineRule="auto"/>
+        <w:ind w:left="720"/>
+      </w:pPr>
+      <w:r>
+        <w:rPr>
+          <w:lang w:val="en_US" w:bidi="en_US"/>
+        </w:rPr>
+      </w:r>
+      <w:hyperlink r:id="rId26">
+        <w:r>
+          <w:rPr>
+            <w:lang w:val="en_US" w:bidi="en_US"/>
+          </w:rPr>
+          <w:rPr>
+            <w:color w:val="0000EE"/>
+            <w:u w:val="single"/>
+          </w:rPr>
+          <w:t>Setting the Stage</w:t>
+        </w:r>
+      </w:hyperlink>
+      <w:r>
+        <w:rPr>
+          <w:lang w:val="en_US" w:bidi="en_US"/>
+        </w:rPr>
+        <w:t xml:space="preserve"> (4.7 MB)</w:t>
+      </w:r>
+      <w:r>
+        <w:rPr>
+          <w:lang w:val="en_US" w:bidi="en_US"/>
+        </w:rPr>
+      </w:r>
+    </w:p>
+    <w:p>
+      <w:pPr>
+        <w:pStyle w:val="ListBullet"/>
+        <w:spacing w:line="240" w:lineRule="auto"/>
+        <w:ind w:left="720"/>
+      </w:pPr>
+      <w:r>
+        <w:rPr>
+          <w:lang w:val="en_US" w:bidi="en_US"/>
+        </w:rPr>
+      </w:r>
+      <w:hyperlink r:id="rId27">
+        <w:r>
+          <w:rPr>
+            <w:lang w:val="en_US" w:bidi="en_US"/>
+          </w:rPr>
+          <w:rPr>
+            <w:color w:val="0000EE"/>
+            <w:u w:val="single"/>
+          </w:rPr>
+          <w:t>Defining the Scenes</w:t>
+        </w:r>
+      </w:hyperlink>
+      <w:r>
+        <w:rPr>
+          <w:lang w:val="en_US" w:bidi="en_US"/>
+        </w:rPr>
+        <w:t xml:space="preserve"> (6.8 MB)</w:t>
+      </w:r>
+      <w:r>
+        <w:rPr>
+          <w:lang w:val="en_US" w:bidi="en_US"/>
+        </w:rPr>
+      </w:r>
+    </w:p>
+    <w:p>
+      <w:pPr>
+        <w:pStyle w:val="ListBullet"/>
+        <w:spacing w:line="240" w:lineRule="auto"/>
+        <w:ind w:left="720"/>
+      </w:pPr>
+      <w:r>
+        <w:rPr>
+          <w:lang w:val="en_US" w:bidi="en_US"/>
+        </w:rPr>
+      </w:r>
+      <w:hyperlink r:id="rId28">
+        <w:r>
+          <w:rPr>
+            <w:lang w:val="en_US" w:bidi="en_US"/>
+          </w:rPr>
+          <w:rPr>
+            <w:color w:val="0000EE"/>
+            <w:u w:val="single"/>
+          </w:rPr>
+          <w:t>Embodying the Text</w:t>
+        </w:r>
+      </w:hyperlink>
+      <w:r>
+        <w:rPr>
+          <w:lang w:val="en_US" w:bidi="en_US"/>
+        </w:rPr>
+        <w:t xml:space="preserve"> (3.7 MB)</w:t>
+      </w:r>
+      <w:r>
+        <w:rPr>
+          <w:lang w:val="en_US" w:bidi="en_US"/>
+        </w:rPr>
+      </w:r>
+    </w:p>
+    <w:p>
+      <w:pPr>
+        <w:pStyle w:val="ListBullet"/>
+        <w:spacing w:line="240" w:lineRule="auto"/>
+        <w:ind w:left="720"/>
+      </w:pPr>
+      <w:r>
+        <w:rPr>
+          <w:lang w:val="en_US" w:bidi="en_US"/>
+        </w:rPr>
+      </w:r>
+      <w:hyperlink r:id="rId29">
+        <w:r>
+          <w:rPr>
+            <w:lang w:val="en_US" w:bidi="en_US"/>
+          </w:rPr>
+          <w:rPr>
+            <w:color w:val="0000EE"/>
+            <w:u w:val="single"/>
+          </w:rPr>
+          <w:t>Filling the Gaps</w:t>
+        </w:r>
+      </w:hyperlink>
+      <w:r>
+        <w:rPr>
+          <w:lang w:val="en_US" w:bidi="en_US"/>
+        </w:rPr>
+        <w:t xml:space="preserve"> (4.6 MB)</w:t>
+      </w:r>
+      <w:r>
+        <w:rPr>
+          <w:lang w:val="en_US" w:bidi="en_US"/>
+        </w:rPr>
+      </w:r>
+    </w:p>
+    <w:p>
+      <w:pPr>
+        <w:pStyle w:val="ListBullet"/>
+        <w:spacing w:line="240" w:lineRule="auto"/>
+        <w:ind w:left="720"/>
+      </w:pPr>
+      <w:r>
+        <w:rPr>
+          <w:lang w:val="en_US" w:bidi="en_US"/>
+        </w:rPr>
+      </w:r>
+      <w:hyperlink r:id="rId30">
+        <w:r>
+          <w:rPr>
+            <w:lang w:val="en_US" w:bidi="en_US"/>
+          </w:rPr>
+          <w:rPr>
+            <w:color w:val="0000EE"/>
+            <w:u w:val="single"/>
+          </w:rPr>
+          <w:t>Speaking the Word</w:t>
+        </w:r>
+      </w:hyperlink>
+      <w:r>
+        <w:rPr>
+          <w:lang w:val="en_US" w:bidi="en_US"/>
+        </w:rPr>
+        <w:t xml:space="preserve"> (996 KB)</w:t>
+      </w:r>
+      <w:r>
+        <w:rPr>
+          <w:lang w:val="en_US" w:bidi="en_US"/>
+        </w:rPr>
       </w:r>
       <w:r>
         <w:rPr>
